--- a/New HSSE Management System 2026/06-Operations/01-DAN-PRC-HSE-000001GEN__Jun_2026_REV01_GENERAL.docx
+++ b/New HSSE Management System 2026/06-Operations/01-DAN-PRC-HSE-000001GEN__Jun_2026_REV01_GENERAL.docx
@@ -623,263 +623,6 @@
                 <w:szCs w:val="18"/>
               </w:rPr>
               <w:t xml:space="preserve">US Letter</w:t>
-            </w:r>
-          </w:p>
-        </w:tc>
-      </w:tr>
-    </w:tbl>
-    <w:p>
-      <w:pPr>
-        <w:spacing w:after="80" w:before="360"/>
-      </w:pPr>
-      <w:r>
-        <w:rPr>
-          <w:rFonts w:ascii="Tahoma" w:cs="Tahoma" w:eastAsia="Tahoma" w:hAnsi="Tahoma"/>
-          <w:b/>
-          <w:bCs/>
-          <w:color w:val="542A12"/>
-          <w:sz w:val="22"/>
-          <w:szCs w:val="22"/>
-        </w:rPr>
-        <w:t xml:space="preserve">Approval</w:t>
-      </w:r>
-    </w:p>
-    <w:tbl>
-      <w:tblPr>
-        <w:tblW w:type="dxa" w:w="9360"/>
-        <w:tblBorders>
-          <w:top w:val="single" w:color="auto" w:sz="4"/>
-          <w:left w:val="single" w:color="auto" w:sz="4"/>
-          <w:bottom w:val="single" w:color="auto" w:sz="4"/>
-          <w:right w:val="single" w:color="auto" w:sz="4"/>
-          <w:insideH w:val="single" w:color="auto" w:sz="4"/>
-          <w:insideV w:val="single" w:color="auto" w:sz="4"/>
-        </w:tblBorders>
-      </w:tblPr>
-      <w:tblGrid>
-        <w:gridCol w:w="3120"/>
-        <w:gridCol w:w="3120"/>
-        <w:gridCol w:w="3120"/>
-      </w:tblGrid>
-      <w:tr>
-        <w:tc>
-          <w:tcPr>
-            <w:tcW w:type="dxa" w:w="3120"/>
-            <w:tcBorders>
-              <w:top w:val="single" w:color="BFB3AA" w:sz="4"/>
-              <w:left w:val="single" w:color="BFB3AA" w:sz="4"/>
-              <w:bottom w:val="single" w:color="BFB3AA" w:sz="4"/>
-              <w:right w:val="single" w:color="BFB3AA" w:sz="4"/>
-            </w:tcBorders>
-            <w:shd w:fill="EFE7E1" w:color="auto" w:val="clear"/>
-            <w:tcMar>
-              <w:top w:type="dxa" w:w="60"/>
-              <w:left w:type="dxa" w:w="120"/>
-              <w:bottom w:type="dxa" w:w="60"/>
-              <w:right w:type="dxa" w:w="120"/>
-            </w:tcMar>
-          </w:tcPr>
-          <w:p>
-            <w:r>
-              <w:rPr>
-                <w:rFonts w:ascii="Tahoma" w:cs="Tahoma" w:eastAsia="Tahoma" w:hAnsi="Tahoma"/>
-                <w:b/>
-                <w:bCs/>
-                <w:color w:val="542A12"/>
-                <w:sz w:val="18"/>
-                <w:szCs w:val="18"/>
-              </w:rPr>
-              <w:t xml:space="preserve">Prepared By</w:t>
-            </w:r>
-          </w:p>
-        </w:tc>
-        <w:tc>
-          <w:tcPr>
-            <w:tcW w:type="dxa" w:w="3120"/>
-            <w:tcBorders>
-              <w:top w:val="single" w:color="BFB3AA" w:sz="4"/>
-              <w:left w:val="single" w:color="BFB3AA" w:sz="4"/>
-              <w:bottom w:val="single" w:color="BFB3AA" w:sz="4"/>
-              <w:right w:val="single" w:color="BFB3AA" w:sz="4"/>
-            </w:tcBorders>
-            <w:shd w:fill="EFE7E1" w:color="auto" w:val="clear"/>
-            <w:tcMar>
-              <w:top w:type="dxa" w:w="60"/>
-              <w:left w:type="dxa" w:w="120"/>
-              <w:bottom w:type="dxa" w:w="60"/>
-              <w:right w:type="dxa" w:w="120"/>
-            </w:tcMar>
-          </w:tcPr>
-          <w:p>
-            <w:r>
-              <w:rPr>
-                <w:rFonts w:ascii="Tahoma" w:cs="Tahoma" w:eastAsia="Tahoma" w:hAnsi="Tahoma"/>
-                <w:b/>
-                <w:bCs/>
-                <w:color w:val="542A12"/>
-                <w:sz w:val="18"/>
-                <w:szCs w:val="18"/>
-              </w:rPr>
-              <w:t xml:space="preserve">Reviewed By</w:t>
-            </w:r>
-          </w:p>
-        </w:tc>
-        <w:tc>
-          <w:tcPr>
-            <w:tcW w:type="dxa" w:w="3120"/>
-            <w:tcBorders>
-              <w:top w:val="single" w:color="BFB3AA" w:sz="4"/>
-              <w:left w:val="single" w:color="BFB3AA" w:sz="4"/>
-              <w:bottom w:val="single" w:color="BFB3AA" w:sz="4"/>
-              <w:right w:val="single" w:color="BFB3AA" w:sz="4"/>
-            </w:tcBorders>
-            <w:shd w:fill="EFE7E1" w:color="auto" w:val="clear"/>
-            <w:tcMar>
-              <w:top w:type="dxa" w:w="60"/>
-              <w:left w:type="dxa" w:w="120"/>
-              <w:bottom w:type="dxa" w:w="60"/>
-              <w:right w:type="dxa" w:w="120"/>
-            </w:tcMar>
-          </w:tcPr>
-          <w:p>
-            <w:r>
-              <w:rPr>
-                <w:rFonts w:ascii="Tahoma" w:cs="Tahoma" w:eastAsia="Tahoma" w:hAnsi="Tahoma"/>
-                <w:b/>
-                <w:bCs/>
-                <w:color w:val="542A12"/>
-                <w:sz w:val="18"/>
-                <w:szCs w:val="18"/>
-              </w:rPr>
-              <w:t xml:space="preserve">Approved By</w:t>
-            </w:r>
-          </w:p>
-        </w:tc>
-      </w:tr>
-      <w:tr>
-        <w:tc>
-          <w:tcPr>
-            <w:tcW w:type="dxa" w:w="3120"/>
-            <w:tcBorders>
-              <w:top w:val="single" w:color="BFB3AA" w:sz="4"/>
-              <w:left w:val="single" w:color="BFB3AA" w:sz="4"/>
-              <w:bottom w:val="single" w:color="BFB3AA" w:sz="4"/>
-              <w:right w:val="single" w:color="BFB3AA" w:sz="4"/>
-            </w:tcBorders>
-            <w:tcMar>
-              <w:top w:type="dxa" w:w="200"/>
-              <w:left w:type="dxa" w:w="120"/>
-              <w:bottom w:type="dxa" w:w="200"/>
-              <w:right w:type="dxa" w:w="120"/>
-            </w:tcMar>
-          </w:tcPr>
-          <w:p>
-            <w:pPr>
-              <w:spacing w:after="240"/>
-            </w:pPr>
-            <w:r>
-              <w:rPr>
-                <w:rFonts w:ascii="Tahoma" w:cs="Tahoma" w:eastAsia="Tahoma" w:hAnsi="Tahoma"/>
-                <w:color w:val="595959"/>
-                <w:sz w:val="16"/>
-                <w:szCs w:val="16"/>
-              </w:rPr>
-              <w:t xml:space="preserve">HSE Representative</w:t>
-            </w:r>
-          </w:p>
-          <w:p>
-            <w:r>
-              <w:rPr>
-                <w:rFonts w:ascii="Tahoma" w:cs="Tahoma" w:eastAsia="Tahoma" w:hAnsi="Tahoma"/>
-                <w:color w:val="A0A0A0"/>
-                <w:sz w:val="14"/>
-                <w:szCs w:val="14"/>
-              </w:rPr>
-              <w:t xml:space="preserve">Signature / Date</w:t>
-            </w:r>
-          </w:p>
-        </w:tc>
-        <w:tc>
-          <w:tcPr>
-            <w:tcW w:type="dxa" w:w="3120"/>
-            <w:tcBorders>
-              <w:top w:val="single" w:color="BFB3AA" w:sz="4"/>
-              <w:left w:val="single" w:color="BFB3AA" w:sz="4"/>
-              <w:bottom w:val="single" w:color="BFB3AA" w:sz="4"/>
-              <w:right w:val="single" w:color="BFB3AA" w:sz="4"/>
-            </w:tcBorders>
-            <w:tcMar>
-              <w:top w:type="dxa" w:w="200"/>
-              <w:left w:type="dxa" w:w="120"/>
-              <w:bottom w:type="dxa" w:w="200"/>
-              <w:right w:type="dxa" w:w="120"/>
-            </w:tcMar>
-          </w:tcPr>
-          <w:p>
-            <w:pPr>
-              <w:spacing w:after="240"/>
-            </w:pPr>
-            <w:r>
-              <w:rPr>
-                <w:rFonts w:ascii="Tahoma" w:cs="Tahoma" w:eastAsia="Tahoma" w:hAnsi="Tahoma"/>
-                <w:color w:val="595959"/>
-                <w:sz w:val="16"/>
-                <w:szCs w:val="16"/>
-              </w:rPr>
-              <w:t xml:space="preserve">Competent Person (HSE)</w:t>
-            </w:r>
-          </w:p>
-          <w:p>
-            <w:r>
-              <w:rPr>
-                <w:rFonts w:ascii="Tahoma" w:cs="Tahoma" w:eastAsia="Tahoma" w:hAnsi="Tahoma"/>
-                <w:color w:val="A0A0A0"/>
-                <w:sz w:val="14"/>
-                <w:szCs w:val="14"/>
-              </w:rPr>
-              <w:t xml:space="preserve">Signature / Date</w:t>
-            </w:r>
-          </w:p>
-        </w:tc>
-        <w:tc>
-          <w:tcPr>
-            <w:tcW w:type="dxa" w:w="3120"/>
-            <w:tcBorders>
-              <w:top w:val="single" w:color="BFB3AA" w:sz="4"/>
-              <w:left w:val="single" w:color="BFB3AA" w:sz="4"/>
-              <w:bottom w:val="single" w:color="BFB3AA" w:sz="4"/>
-              <w:right w:val="single" w:color="BFB3AA" w:sz="4"/>
-            </w:tcBorders>
-            <w:tcMar>
-              <w:top w:type="dxa" w:w="200"/>
-              <w:left w:type="dxa" w:w="120"/>
-              <w:bottom w:type="dxa" w:w="200"/>
-              <w:right w:type="dxa" w:w="120"/>
-            </w:tcMar>
-          </w:tcPr>
-          <w:p>
-            <w:pPr>
-              <w:spacing w:after="240"/>
-            </w:pPr>
-            <w:r>
-              <w:rPr>
-                <w:rFonts w:ascii="Tahoma" w:cs="Tahoma" w:eastAsia="Tahoma" w:hAnsi="Tahoma"/>
-                <w:color w:val="595959"/>
-                <w:sz w:val="16"/>
-                <w:szCs w:val="16"/>
-              </w:rPr>
-              <w:t xml:space="preserve">Project Director / Manager</w:t>
-            </w:r>
-          </w:p>
-          <w:p>
-            <w:r>
-              <w:rPr>
-                <w:rFonts w:ascii="Tahoma" w:cs="Tahoma" w:eastAsia="Tahoma" w:hAnsi="Tahoma"/>
-                <w:color w:val="A0A0A0"/>
-                <w:sz w:val="14"/>
-                <w:szCs w:val="14"/>
-              </w:rPr>
-              <w:t xml:space="preserve">Signature / Date</w:t>
             </w:r>
           </w:p>
         </w:tc>

--- a/New HSSE Management System 2026/06-Operations/01-DAN-PRC-HSE-000001GEN__Jun_2026_REV01_GENERAL.docx
+++ b/New HSSE Management System 2026/06-Operations/01-DAN-PRC-HSE-000001GEN__Jun_2026_REV01_GENERAL.docx
@@ -672,6 +672,596 @@
           </w:r>
         </w:p>
         <w:p>
+          <w:pPr>
+            <w:spacing w:after="40" w:line="259"/>
+            <w:ind w:left="0"/>
+          </w:pPr>
+          <w:hyperlink w:anchor="_DanToc9000" w:history="1">
+            <w:r>
+              <w:rPr>
+                <w:rFonts w:ascii="Tahoma" w:hAnsi="Tahoma" w:cs="Tahoma"/>
+                <w:b/>
+                <w:color w:val="542A12"/>
+                <w:sz w:val="20"/>
+              </w:rPr>
+              <w:t xml:space="preserve">1. Purpose</w:t>
+            </w:r>
+          </w:hyperlink>
+        </w:p>
+        <w:p>
+          <w:pPr>
+            <w:spacing w:after="40" w:line="259"/>
+            <w:ind w:left="0"/>
+          </w:pPr>
+          <w:hyperlink w:anchor="_DanToc9001" w:history="1">
+            <w:r>
+              <w:rPr>
+                <w:rFonts w:ascii="Tahoma" w:hAnsi="Tahoma" w:cs="Tahoma"/>
+                <w:b/>
+                <w:color w:val="542A12"/>
+                <w:sz w:val="20"/>
+              </w:rPr>
+              <w:t xml:space="preserve">2. Scope</w:t>
+            </w:r>
+          </w:hyperlink>
+        </w:p>
+        <w:p>
+          <w:pPr>
+            <w:spacing w:after="40" w:line="259"/>
+            <w:ind w:left="0"/>
+          </w:pPr>
+          <w:hyperlink w:anchor="_DanToc9002" w:history="1">
+            <w:r>
+              <w:rPr>
+                <w:rFonts w:ascii="Tahoma" w:hAnsi="Tahoma" w:cs="Tahoma"/>
+                <w:b/>
+                <w:color w:val="542A12"/>
+                <w:sz w:val="20"/>
+              </w:rPr>
+              <w:t xml:space="preserve">3. References</w:t>
+            </w:r>
+          </w:hyperlink>
+        </w:p>
+        <w:p>
+          <w:pPr>
+            <w:spacing w:after="40" w:line="259"/>
+            <w:ind w:left="0"/>
+          </w:pPr>
+          <w:hyperlink w:anchor="_DanToc9003" w:history="1">
+            <w:r>
+              <w:rPr>
+                <w:rFonts w:ascii="Tahoma" w:hAnsi="Tahoma" w:cs="Tahoma"/>
+                <w:b/>
+                <w:color w:val="542A12"/>
+                <w:sz w:val="20"/>
+              </w:rPr>
+              <w:t xml:space="preserve">4. Definitions</w:t>
+            </w:r>
+          </w:hyperlink>
+        </w:p>
+        <w:p>
+          <w:pPr>
+            <w:spacing w:after="40" w:line="259"/>
+            <w:ind w:left="0"/>
+          </w:pPr>
+          <w:hyperlink w:anchor="_DanToc9004" w:history="1">
+            <w:r>
+              <w:rPr>
+                <w:rFonts w:ascii="Tahoma" w:hAnsi="Tahoma" w:cs="Tahoma"/>
+                <w:b/>
+                <w:color w:val="542A12"/>
+                <w:sz w:val="20"/>
+              </w:rPr>
+              <w:t xml:space="preserve">5. Audit Procedures</w:t>
+            </w:r>
+          </w:hyperlink>
+        </w:p>
+        <w:p>
+          <w:pPr>
+            <w:spacing w:after="40" w:line="259"/>
+            <w:ind w:left="0"/>
+          </w:pPr>
+          <w:hyperlink w:anchor="_DanToc9005" w:history="1">
+            <w:r>
+              <w:rPr>
+                <w:rFonts w:ascii="Tahoma" w:hAnsi="Tahoma" w:cs="Tahoma"/>
+                <w:b/>
+                <w:color w:val="542A12"/>
+                <w:sz w:val="20"/>
+              </w:rPr>
+              <w:t xml:space="preserve">6. Stop Unsafe Work</w:t>
+            </w:r>
+          </w:hyperlink>
+        </w:p>
+        <w:p>
+          <w:pPr>
+            <w:spacing w:after="40" w:line="259"/>
+            <w:ind w:left="0"/>
+          </w:pPr>
+          <w:hyperlink w:anchor="_DanToc9006" w:history="1">
+            <w:r>
+              <w:rPr>
+                <w:rFonts w:ascii="Tahoma" w:hAnsi="Tahoma" w:cs="Tahoma"/>
+                <w:b/>
+                <w:color w:val="542A12"/>
+                <w:sz w:val="20"/>
+              </w:rPr>
+              <w:t xml:space="preserve">7. Safe Driving</w:t>
+            </w:r>
+          </w:hyperlink>
+        </w:p>
+        <w:p>
+          <w:pPr>
+            <w:spacing w:after="40" w:line="259"/>
+            <w:ind w:left="0"/>
+          </w:pPr>
+          <w:hyperlink w:anchor="_DanToc9007" w:history="1">
+            <w:r>
+              <w:rPr>
+                <w:rFonts w:ascii="Tahoma" w:hAnsi="Tahoma" w:cs="Tahoma"/>
+                <w:b/>
+                <w:color w:val="542A12"/>
+                <w:sz w:val="20"/>
+              </w:rPr>
+              <w:t xml:space="preserve">8. Mobile Phones</w:t>
+            </w:r>
+          </w:hyperlink>
+        </w:p>
+        <w:p>
+          <w:pPr>
+            <w:spacing w:after="40" w:line="259"/>
+            <w:ind w:left="0"/>
+          </w:pPr>
+          <w:hyperlink w:anchor="_DanToc9008" w:history="1">
+            <w:r>
+              <w:rPr>
+                <w:rFonts w:ascii="Tahoma" w:hAnsi="Tahoma" w:cs="Tahoma"/>
+                <w:b/>
+                <w:color w:val="542A12"/>
+                <w:sz w:val="20"/>
+              </w:rPr>
+              <w:t xml:space="preserve">9. Substance Abuse</w:t>
+            </w:r>
+          </w:hyperlink>
+        </w:p>
+        <w:p>
+          <w:pPr>
+            <w:spacing w:after="40" w:line="259"/>
+            <w:ind w:left="0"/>
+          </w:pPr>
+          <w:hyperlink w:anchor="_DanToc9009" w:history="1">
+            <w:r>
+              <w:rPr>
+                <w:rFonts w:ascii="Tahoma" w:hAnsi="Tahoma" w:cs="Tahoma"/>
+                <w:b/>
+                <w:color w:val="542A12"/>
+                <w:sz w:val="20"/>
+              </w:rPr>
+              <w:t xml:space="preserve">10. Safety, Health and Environment (SH&amp;E) Requirements</w:t>
+            </w:r>
+          </w:hyperlink>
+        </w:p>
+        <w:p>
+          <w:pPr>
+            <w:spacing w:after="40" w:line="259"/>
+            <w:ind w:left="360"/>
+          </w:pPr>
+          <w:hyperlink w:anchor="_DanToc9010" w:history="1">
+            <w:r>
+              <w:rPr>
+                <w:rFonts w:ascii="Tahoma" w:hAnsi="Tahoma" w:cs="Tahoma"/>
+                <w:color w:val="444444"/>
+                <w:sz w:val="19"/>
+              </w:rPr>
+              <w:t xml:space="preserve">10.1 CONTRACTOR Safety Requirements</w:t>
+            </w:r>
+          </w:hyperlink>
+        </w:p>
+        <w:p>
+          <w:pPr>
+            <w:spacing w:after="40" w:line="259"/>
+            <w:ind w:left="360"/>
+          </w:pPr>
+          <w:hyperlink w:anchor="_DanToc9011" w:history="1">
+            <w:r>
+              <w:rPr>
+                <w:rFonts w:ascii="Tahoma" w:hAnsi="Tahoma" w:cs="Tahoma"/>
+                <w:color w:val="444444"/>
+                <w:sz w:val="19"/>
+              </w:rPr>
+              <w:t xml:space="preserve">10.2 Safety and Health Policy — Zero Harm Philosophy</w:t>
+            </w:r>
+          </w:hyperlink>
+        </w:p>
+        <w:p>
+          <w:pPr>
+            <w:spacing w:after="40" w:line="259"/>
+            <w:ind w:left="360"/>
+          </w:pPr>
+          <w:hyperlink w:anchor="_DanToc9012" w:history="1">
+            <w:r>
+              <w:rPr>
+                <w:rFonts w:ascii="Tahoma" w:hAnsi="Tahoma" w:cs="Tahoma"/>
+                <w:color w:val="444444"/>
+                <w:sz w:val="19"/>
+              </w:rPr>
+              <w:t xml:space="preserve">10.3 PSHEP and Deliverables</w:t>
+            </w:r>
+          </w:hyperlink>
+        </w:p>
+        <w:p>
+          <w:pPr>
+            <w:spacing w:after="40" w:line="259"/>
+            <w:ind w:left="360"/>
+          </w:pPr>
+          <w:hyperlink w:anchor="_DanToc9013" w:history="1">
+            <w:r>
+              <w:rPr>
+                <w:rFonts w:ascii="Tahoma" w:hAnsi="Tahoma" w:cs="Tahoma"/>
+                <w:color w:val="444444"/>
+                <w:sz w:val="19"/>
+              </w:rPr>
+              <w:t xml:space="preserve">10.4 CONTRACTOR Safety Staff</w:t>
+            </w:r>
+          </w:hyperlink>
+        </w:p>
+        <w:p>
+          <w:pPr>
+            <w:spacing w:after="40" w:line="259"/>
+            <w:ind w:left="360"/>
+          </w:pPr>
+          <w:hyperlink w:anchor="_DanToc9014" w:history="1">
+            <w:r>
+              <w:rPr>
+                <w:rFonts w:ascii="Tahoma" w:hAnsi="Tahoma" w:cs="Tahoma"/>
+                <w:color w:val="444444"/>
+                <w:sz w:val="19"/>
+              </w:rPr>
+              <w:t xml:space="preserve">10.5 Orientation and Training</w:t>
+            </w:r>
+          </w:hyperlink>
+        </w:p>
+        <w:p>
+          <w:pPr>
+            <w:spacing w:after="40" w:line="259"/>
+            <w:ind w:left="360"/>
+          </w:pPr>
+          <w:hyperlink w:anchor="_DanToc9015" w:history="1">
+            <w:r>
+              <w:rPr>
+                <w:rFonts w:ascii="Tahoma" w:hAnsi="Tahoma" w:cs="Tahoma"/>
+                <w:color w:val="444444"/>
+                <w:sz w:val="19"/>
+              </w:rPr>
+              <w:t xml:space="preserve">10.6 Work Permits</w:t>
+            </w:r>
+          </w:hyperlink>
+        </w:p>
+        <w:p>
+          <w:pPr>
+            <w:spacing w:after="40" w:line="259"/>
+            <w:ind w:left="360"/>
+          </w:pPr>
+          <w:hyperlink w:anchor="_DanToc9016" w:history="1">
+            <w:r>
+              <w:rPr>
+                <w:rFonts w:ascii="Tahoma" w:hAnsi="Tahoma" w:cs="Tahoma"/>
+                <w:color w:val="444444"/>
+                <w:sz w:val="19"/>
+              </w:rPr>
+              <w:t xml:space="preserve">10.7 Personal Protective Equipment (PPE)</w:t>
+            </w:r>
+          </w:hyperlink>
+        </w:p>
+        <w:p>
+          <w:pPr>
+            <w:spacing w:after="40" w:line="259"/>
+            <w:ind w:left="360"/>
+          </w:pPr>
+          <w:hyperlink w:anchor="_DanToc9017" w:history="1">
+            <w:r>
+              <w:rPr>
+                <w:rFonts w:ascii="Tahoma" w:hAnsi="Tahoma" w:cs="Tahoma"/>
+                <w:color w:val="444444"/>
+                <w:sz w:val="19"/>
+              </w:rPr>
+              <w:t xml:space="preserve">10.8 Plant and Equipment</w:t>
+            </w:r>
+          </w:hyperlink>
+        </w:p>
+        <w:p>
+          <w:pPr>
+            <w:spacing w:after="40" w:line="259"/>
+            <w:ind w:left="360"/>
+          </w:pPr>
+          <w:hyperlink w:anchor="_DanToc9018" w:history="1">
+            <w:r>
+              <w:rPr>
+                <w:rFonts w:ascii="Tahoma" w:hAnsi="Tahoma" w:cs="Tahoma"/>
+                <w:color w:val="444444"/>
+                <w:sz w:val="19"/>
+              </w:rPr>
+              <w:t xml:space="preserve">10.9 Transportation</w:t>
+            </w:r>
+          </w:hyperlink>
+        </w:p>
+        <w:p>
+          <w:pPr>
+            <w:spacing w:after="40" w:line="259"/>
+            <w:ind w:left="360"/>
+          </w:pPr>
+          <w:hyperlink w:anchor="_DanToc9019" w:history="1">
+            <w:r>
+              <w:rPr>
+                <w:rFonts w:ascii="Tahoma" w:hAnsi="Tahoma" w:cs="Tahoma"/>
+                <w:color w:val="444444"/>
+                <w:sz w:val="19"/>
+              </w:rPr>
+              <w:t xml:space="preserve">10.10 Removal from Site</w:t>
+            </w:r>
+          </w:hyperlink>
+        </w:p>
+        <w:p>
+          <w:pPr>
+            <w:spacing w:after="40" w:line="259"/>
+            <w:ind w:left="360"/>
+          </w:pPr>
+          <w:hyperlink w:anchor="_DanToc9020" w:history="1">
+            <w:r>
+              <w:rPr>
+                <w:rFonts w:ascii="Tahoma" w:hAnsi="Tahoma" w:cs="Tahoma"/>
+                <w:color w:val="444444"/>
+                <w:sz w:val="19"/>
+              </w:rPr>
+              <w:t xml:space="preserve">10.11 Injury and Damage Reporting</w:t>
+            </w:r>
+          </w:hyperlink>
+        </w:p>
+        <w:p>
+          <w:pPr>
+            <w:spacing w:after="40" w:line="259"/>
+            <w:ind w:left="360"/>
+          </w:pPr>
+          <w:hyperlink w:anchor="_DanToc9021" w:history="1">
+            <w:r>
+              <w:rPr>
+                <w:rFonts w:ascii="Tahoma" w:hAnsi="Tahoma" w:cs="Tahoma"/>
+                <w:color w:val="444444"/>
+                <w:sz w:val="19"/>
+              </w:rPr>
+              <w:t xml:space="preserve">10.12 Housekeeping</w:t>
+            </w:r>
+          </w:hyperlink>
+        </w:p>
+        <w:p>
+          <w:pPr>
+            <w:spacing w:after="40" w:line="259"/>
+            <w:ind w:left="360"/>
+          </w:pPr>
+          <w:hyperlink w:anchor="_DanToc9022" w:history="1">
+            <w:r>
+              <w:rPr>
+                <w:rFonts w:ascii="Tahoma" w:hAnsi="Tahoma" w:cs="Tahoma"/>
+                <w:color w:val="444444"/>
+                <w:sz w:val="19"/>
+              </w:rPr>
+              <w:t xml:space="preserve">10.13 Fire Prevention</w:t>
+            </w:r>
+          </w:hyperlink>
+        </w:p>
+        <w:p>
+          <w:pPr>
+            <w:spacing w:after="40" w:line="259"/>
+            <w:ind w:left="360"/>
+          </w:pPr>
+          <w:hyperlink w:anchor="_DanToc9023" w:history="1">
+            <w:r>
+              <w:rPr>
+                <w:rFonts w:ascii="Tahoma" w:hAnsi="Tahoma" w:cs="Tahoma"/>
+                <w:color w:val="444444"/>
+                <w:sz w:val="19"/>
+              </w:rPr>
+              <w:t xml:space="preserve">10.14 Medical</w:t>
+            </w:r>
+          </w:hyperlink>
+        </w:p>
+        <w:p>
+          <w:pPr>
+            <w:spacing w:after="40" w:line="259"/>
+            <w:ind w:left="360"/>
+          </w:pPr>
+          <w:hyperlink w:anchor="_DanToc9024" w:history="1">
+            <w:r>
+              <w:rPr>
+                <w:rFonts w:ascii="Tahoma" w:hAnsi="Tahoma" w:cs="Tahoma"/>
+                <w:color w:val="444444"/>
+                <w:sz w:val="19"/>
+              </w:rPr>
+              <w:t xml:space="preserve">10.15 Recognition, Reward and Disciplinary Programme</w:t>
+            </w:r>
+          </w:hyperlink>
+        </w:p>
+        <w:p>
+          <w:pPr>
+            <w:spacing w:after="40" w:line="259"/>
+            <w:ind w:left="0"/>
+          </w:pPr>
+          <w:hyperlink w:anchor="_DanToc9025" w:history="1">
+            <w:r>
+              <w:rPr>
+                <w:rFonts w:ascii="Tahoma" w:hAnsi="Tahoma" w:cs="Tahoma"/>
+                <w:b/>
+                <w:color w:val="542A12"/>
+                <w:sz w:val="20"/>
+              </w:rPr>
+              <w:t xml:space="preserve">11. Environmental and Sanitary Requirements</w:t>
+            </w:r>
+          </w:hyperlink>
+        </w:p>
+        <w:p>
+          <w:pPr>
+            <w:spacing w:after="40" w:line="259"/>
+            <w:ind w:left="360"/>
+          </w:pPr>
+          <w:hyperlink w:anchor="_DanToc9026" w:history="1">
+            <w:r>
+              <w:rPr>
+                <w:rFonts w:ascii="Tahoma" w:hAnsi="Tahoma" w:cs="Tahoma"/>
+                <w:color w:val="444444"/>
+                <w:sz w:val="19"/>
+              </w:rPr>
+              <w:t xml:space="preserve">11.1 Construction Environmental Management Plan (CEMP)</w:t>
+            </w:r>
+          </w:hyperlink>
+        </w:p>
+        <w:p>
+          <w:pPr>
+            <w:spacing w:after="40" w:line="259"/>
+            <w:ind w:left="360"/>
+          </w:pPr>
+          <w:hyperlink w:anchor="_DanToc9027" w:history="1">
+            <w:r>
+              <w:rPr>
+                <w:rFonts w:ascii="Tahoma" w:hAnsi="Tahoma" w:cs="Tahoma"/>
+                <w:color w:val="444444"/>
+                <w:sz w:val="19"/>
+              </w:rPr>
+              <w:t xml:space="preserve">11.2 Water Supply Protection</w:t>
+            </w:r>
+          </w:hyperlink>
+        </w:p>
+        <w:p>
+          <w:pPr>
+            <w:spacing w:after="40" w:line="259"/>
+            <w:ind w:left="360"/>
+          </w:pPr>
+          <w:hyperlink w:anchor="_DanToc9028" w:history="1">
+            <w:r>
+              <w:rPr>
+                <w:rFonts w:ascii="Tahoma" w:hAnsi="Tahoma" w:cs="Tahoma"/>
+                <w:color w:val="444444"/>
+                <w:sz w:val="19"/>
+              </w:rPr>
+              <w:t xml:space="preserve">11.3 Wastewater Management</w:t>
+            </w:r>
+          </w:hyperlink>
+        </w:p>
+        <w:p>
+          <w:pPr>
+            <w:spacing w:after="40" w:line="259"/>
+            <w:ind w:left="360"/>
+          </w:pPr>
+          <w:hyperlink w:anchor="_DanToc9029" w:history="1">
+            <w:r>
+              <w:rPr>
+                <w:rFonts w:ascii="Tahoma" w:hAnsi="Tahoma" w:cs="Tahoma"/>
+                <w:color w:val="444444"/>
+                <w:sz w:val="19"/>
+              </w:rPr>
+              <w:t xml:space="preserve">11.4 Spill Control</w:t>
+            </w:r>
+          </w:hyperlink>
+        </w:p>
+        <w:p>
+          <w:pPr>
+            <w:spacing w:after="40" w:line="259"/>
+            <w:ind w:left="360"/>
+          </w:pPr>
+          <w:hyperlink w:anchor="_DanToc9030" w:history="1">
+            <w:r>
+              <w:rPr>
+                <w:rFonts w:ascii="Tahoma" w:hAnsi="Tahoma" w:cs="Tahoma"/>
+                <w:color w:val="444444"/>
+                <w:sz w:val="19"/>
+              </w:rPr>
+              <w:t xml:space="preserve">11.5 Solid Waste Management</w:t>
+            </w:r>
+          </w:hyperlink>
+        </w:p>
+        <w:p>
+          <w:pPr>
+            <w:spacing w:after="40" w:line="259"/>
+            <w:ind w:left="360"/>
+          </w:pPr>
+          <w:hyperlink w:anchor="_DanToc9031" w:history="1">
+            <w:r>
+              <w:rPr>
+                <w:rFonts w:ascii="Tahoma" w:hAnsi="Tahoma" w:cs="Tahoma"/>
+                <w:color w:val="444444"/>
+                <w:sz w:val="19"/>
+              </w:rPr>
+              <w:t xml:space="preserve">11.6 Air Pollution Mitigation</w:t>
+            </w:r>
+          </w:hyperlink>
+        </w:p>
+        <w:p>
+          <w:pPr>
+            <w:spacing w:after="40" w:line="259"/>
+            <w:ind w:left="360"/>
+          </w:pPr>
+          <w:hyperlink w:anchor="_DanToc9032" w:history="1">
+            <w:r>
+              <w:rPr>
+                <w:rFonts w:ascii="Tahoma" w:hAnsi="Tahoma" w:cs="Tahoma"/>
+                <w:color w:val="444444"/>
+                <w:sz w:val="19"/>
+              </w:rPr>
+              <w:t xml:space="preserve">11.7 Noise Control</w:t>
+            </w:r>
+          </w:hyperlink>
+        </w:p>
+        <w:p>
+          <w:pPr>
+            <w:spacing w:after="40" w:line="259"/>
+            <w:ind w:left="0"/>
+          </w:pPr>
+          <w:hyperlink w:anchor="_DanToc9033" w:history="1">
+            <w:r>
+              <w:rPr>
+                <w:rFonts w:ascii="Tahoma" w:hAnsi="Tahoma" w:cs="Tahoma"/>
+                <w:b/>
+                <w:color w:val="542A12"/>
+                <w:sz w:val="20"/>
+              </w:rPr>
+              <w:t xml:space="preserve">12. Records</w:t>
+            </w:r>
+          </w:hyperlink>
+        </w:p>
+        <w:p>
+          <w:pPr>
+            <w:spacing w:after="40" w:line="259"/>
+            <w:ind w:left="0"/>
+          </w:pPr>
+          <w:hyperlink w:anchor="_DanToc9034" w:history="1">
+            <w:r>
+              <w:rPr>
+                <w:rFonts w:ascii="Tahoma" w:hAnsi="Tahoma" w:cs="Tahoma"/>
+                <w:b/>
+                <w:color w:val="542A12"/>
+                <w:sz w:val="20"/>
+              </w:rPr>
+              <w:t xml:space="preserve">13. Related Documents</w:t>
+            </w:r>
+          </w:hyperlink>
+        </w:p>
+        <w:p>
+          <w:pPr>
+            <w:spacing w:after="40" w:line="259"/>
+            <w:ind w:left="0"/>
+          </w:pPr>
+          <w:hyperlink w:anchor="_DanToc9035" w:history="1">
+            <w:r>
+              <w:rPr>
+                <w:rFonts w:ascii="Tahoma" w:hAnsi="Tahoma" w:cs="Tahoma"/>
+                <w:b/>
+                <w:color w:val="542A12"/>
+                <w:sz w:val="20"/>
+              </w:rPr>
+              <w:t xml:space="preserve">14. Revision History</w:t>
+            </w:r>
+          </w:hyperlink>
+        </w:p>
+        <w:p>
           <w:r>
             <w:fldChar w:fldCharType="end"/>
           </w:r>
@@ -687,9 +1277,11 @@
       <w:pPr>
         <w:pStyle w:val="Heading1"/>
       </w:pPr>
+      <w:bookmarkStart w:id="9000" w:name="_DanToc9000"/>
       <w:r>
         <w:t xml:space="preserve">1. Purpose</w:t>
       </w:r>
+      <w:bookmarkEnd w:id="9000"/>
     </w:p>
     <w:p>
       <w:pPr>
@@ -856,9 +1448,11 @@
       <w:pPr>
         <w:pStyle w:val="Heading1"/>
       </w:pPr>
+      <w:bookmarkStart w:id="9001" w:name="_DanToc9001"/>
       <w:r>
         <w:t xml:space="preserve">2. Scope</w:t>
       </w:r>
+      <w:bookmarkEnd w:id="9001"/>
     </w:p>
     <w:p>
       <w:pPr>
@@ -878,9 +1472,11 @@
       <w:pPr>
         <w:pStyle w:val="Heading1"/>
       </w:pPr>
+      <w:bookmarkStart w:id="9002" w:name="_DanToc9002"/>
       <w:r>
         <w:t xml:space="preserve">3. References</w:t>
       </w:r>
+      <w:bookmarkEnd w:id="9002"/>
     </w:p>
     <w:p>
       <w:pPr>
@@ -1014,9 +1610,11 @@
       <w:pPr>
         <w:pStyle w:val="Heading1"/>
       </w:pPr>
+      <w:bookmarkStart w:id="9003" w:name="_DanToc9003"/>
       <w:r>
         <w:t xml:space="preserve">4. Definitions</w:t>
       </w:r>
+      <w:bookmarkEnd w:id="9003"/>
     </w:p>
     <w:tbl>
       <w:tblPr>
@@ -1637,9 +2235,11 @@
       <w:pPr>
         <w:pStyle w:val="Heading1"/>
       </w:pPr>
+      <w:bookmarkStart w:id="9004" w:name="_DanToc9004"/>
       <w:r>
         <w:t xml:space="preserve">5. Audit Procedures</w:t>
       </w:r>
+      <w:bookmarkEnd w:id="9004"/>
     </w:p>
     <w:p>
       <w:pPr>
@@ -1702,9 +2302,11 @@
       <w:pPr>
         <w:pStyle w:val="Heading1"/>
       </w:pPr>
+      <w:bookmarkStart w:id="9005" w:name="_DanToc9005"/>
       <w:r>
         <w:t xml:space="preserve">6. Stop Unsafe Work</w:t>
       </w:r>
+      <w:bookmarkEnd w:id="9005"/>
     </w:p>
     <w:p>
       <w:pPr>
@@ -1872,9 +2474,11 @@
       <w:pPr>
         <w:pStyle w:val="Heading1"/>
       </w:pPr>
+      <w:bookmarkStart w:id="9006" w:name="_DanToc9006"/>
       <w:r>
         <w:t xml:space="preserve">7. Safe Driving</w:t>
       </w:r>
+      <w:bookmarkEnd w:id="9006"/>
     </w:p>
     <w:p>
       <w:pPr>
@@ -2378,9 +2982,11 @@
       <w:pPr>
         <w:pStyle w:val="Heading1"/>
       </w:pPr>
+      <w:bookmarkStart w:id="9007" w:name="_DanToc9007"/>
       <w:r>
         <w:t xml:space="preserve">8. Mobile Phones</w:t>
       </w:r>
+      <w:bookmarkEnd w:id="9007"/>
     </w:p>
     <w:p>
       <w:pPr>
@@ -2643,9 +3249,11 @@
       <w:pPr>
         <w:pStyle w:val="Heading1"/>
       </w:pPr>
+      <w:bookmarkStart w:id="9008" w:name="_DanToc9008"/>
       <w:r>
         <w:t xml:space="preserve">9. Substance Abuse</w:t>
       </w:r>
+      <w:bookmarkEnd w:id="9008"/>
     </w:p>
     <w:p>
       <w:pPr>
@@ -2827,17 +3435,21 @@
       <w:pPr>
         <w:pStyle w:val="Heading1"/>
       </w:pPr>
+      <w:bookmarkStart w:id="9009" w:name="_DanToc9009"/>
       <w:r>
         <w:t xml:space="preserve">10. Safety, Health and Environment (SH&amp;E) Requirements</w:t>
       </w:r>
+      <w:bookmarkEnd w:id="9009"/>
     </w:p>
     <w:p>
       <w:pPr>
         <w:pStyle w:val="Heading2"/>
       </w:pPr>
+      <w:bookmarkStart w:id="9010" w:name="_DanToc9010"/>
       <w:r>
         <w:t xml:space="preserve">10.1 CONTRACTOR Safety Requirements</w:t>
       </w:r>
+      <w:bookmarkEnd w:id="9010"/>
     </w:p>
     <w:p>
       <w:pPr>
@@ -2881,9 +3493,11 @@
       <w:pPr>
         <w:pStyle w:val="Heading2"/>
       </w:pPr>
+      <w:bookmarkStart w:id="9011" w:name="_DanToc9011"/>
       <w:r>
         <w:t xml:space="preserve">10.2 Safety and Health Policy — Zero Harm Philosophy</w:t>
       </w:r>
+      <w:bookmarkEnd w:id="9011"/>
     </w:p>
     <w:p>
       <w:pPr>
@@ -3093,9 +3707,11 @@
       <w:pPr>
         <w:pStyle w:val="Heading2"/>
       </w:pPr>
+      <w:bookmarkStart w:id="9012" w:name="_DanToc9012"/>
       <w:r>
         <w:t xml:space="preserve">10.3 PSHEP and Deliverables</w:t>
       </w:r>
+      <w:bookmarkEnd w:id="9012"/>
     </w:p>
     <w:p>
       <w:pPr>
@@ -3560,9 +4176,11 @@
       <w:pPr>
         <w:pStyle w:val="Heading2"/>
       </w:pPr>
+      <w:bookmarkStart w:id="9013" w:name="_DanToc9013"/>
       <w:r>
         <w:t xml:space="preserve">10.4 CONTRACTOR Safety Staff</w:t>
       </w:r>
+      <w:bookmarkEnd w:id="9013"/>
     </w:p>
     <w:p>
       <w:pPr>
@@ -3682,9 +4300,11 @@
       <w:pPr>
         <w:pStyle w:val="Heading2"/>
       </w:pPr>
+      <w:bookmarkStart w:id="9014" w:name="_DanToc9014"/>
       <w:r>
         <w:t xml:space="preserve">10.5 Orientation and Training</w:t>
       </w:r>
+      <w:bookmarkEnd w:id="9014"/>
     </w:p>
     <w:p>
       <w:pPr>
@@ -3842,9 +4462,11 @@
       <w:pPr>
         <w:pStyle w:val="Heading2"/>
       </w:pPr>
+      <w:bookmarkStart w:id="9015" w:name="_DanToc9015"/>
       <w:r>
         <w:t xml:space="preserve">10.6 Work Permits</w:t>
       </w:r>
+      <w:bookmarkEnd w:id="9015"/>
     </w:p>
     <w:p>
       <w:pPr>
@@ -3945,9 +4567,11 @@
       <w:pPr>
         <w:pStyle w:val="Heading2"/>
       </w:pPr>
+      <w:bookmarkStart w:id="9016" w:name="_DanToc9016"/>
       <w:r>
         <w:t xml:space="preserve">10.7 Personal Protective Equipment (PPE)</w:t>
       </w:r>
+      <w:bookmarkEnd w:id="9016"/>
     </w:p>
     <w:p>
       <w:pPr>
@@ -5709,9 +6333,11 @@
       <w:pPr>
         <w:pStyle w:val="Heading2"/>
       </w:pPr>
+      <w:bookmarkStart w:id="9017" w:name="_DanToc9017"/>
       <w:r>
         <w:t xml:space="preserve">10.8 Plant and Equipment</w:t>
       </w:r>
+      <w:bookmarkEnd w:id="9017"/>
     </w:p>
     <w:p>
       <w:pPr>
@@ -5774,9 +6400,11 @@
       <w:pPr>
         <w:pStyle w:val="Heading2"/>
       </w:pPr>
+      <w:bookmarkStart w:id="9018" w:name="_DanToc9018"/>
       <w:r>
         <w:t xml:space="preserve">10.9 Transportation</w:t>
       </w:r>
+      <w:bookmarkEnd w:id="9018"/>
     </w:p>
     <w:p>
       <w:pPr>
@@ -5864,9 +6492,11 @@
       <w:pPr>
         <w:pStyle w:val="Heading2"/>
       </w:pPr>
+      <w:bookmarkStart w:id="9019" w:name="_DanToc9019"/>
       <w:r>
         <w:t xml:space="preserve">10.10 Removal from Site</w:t>
       </w:r>
+      <w:bookmarkEnd w:id="9019"/>
     </w:p>
     <w:p>
       <w:pPr>
@@ -5910,9 +6540,11 @@
       <w:pPr>
         <w:pStyle w:val="Heading2"/>
       </w:pPr>
+      <w:bookmarkStart w:id="9020" w:name="_DanToc9020"/>
       <w:r>
         <w:t xml:space="preserve">10.11 Injury and Damage Reporting</w:t>
       </w:r>
+      <w:bookmarkEnd w:id="9020"/>
     </w:p>
     <w:p>
       <w:pPr>
@@ -6159,9 +6791,11 @@
       <w:pPr>
         <w:pStyle w:val="Heading2"/>
       </w:pPr>
+      <w:bookmarkStart w:id="9021" w:name="_DanToc9021"/>
       <w:r>
         <w:t xml:space="preserve">10.12 Housekeeping</w:t>
       </w:r>
+      <w:bookmarkEnd w:id="9021"/>
     </w:p>
     <w:p>
       <w:pPr>
@@ -6205,9 +6839,11 @@
       <w:pPr>
         <w:pStyle w:val="Heading2"/>
       </w:pPr>
+      <w:bookmarkStart w:id="9022" w:name="_DanToc9022"/>
       <w:r>
         <w:t xml:space="preserve">10.13 Fire Prevention</w:t>
       </w:r>
+      <w:bookmarkEnd w:id="9022"/>
     </w:p>
     <w:p>
       <w:pPr>
@@ -6232,9 +6868,11 @@
       <w:pPr>
         <w:pStyle w:val="Heading2"/>
       </w:pPr>
+      <w:bookmarkStart w:id="9023" w:name="_DanToc9023"/>
       <w:r>
         <w:t xml:space="preserve">10.14 Medical</w:t>
       </w:r>
+      <w:bookmarkEnd w:id="9023"/>
     </w:p>
     <w:p>
       <w:pPr>
@@ -6259,9 +6897,11 @@
       <w:pPr>
         <w:pStyle w:val="Heading2"/>
       </w:pPr>
+      <w:bookmarkStart w:id="9024" w:name="_DanToc9024"/>
       <w:r>
         <w:t xml:space="preserve">10.15 Recognition, Reward and Disciplinary Programme</w:t>
       </w:r>
+      <w:bookmarkEnd w:id="9024"/>
     </w:p>
     <w:p>
       <w:pPr>
@@ -6305,9 +6945,11 @@
       <w:pPr>
         <w:pStyle w:val="Heading1"/>
       </w:pPr>
+      <w:bookmarkStart w:id="9025" w:name="_DanToc9025"/>
       <w:r>
         <w:t xml:space="preserve">11. Environmental and Sanitary Requirements</w:t>
       </w:r>
+      <w:bookmarkEnd w:id="9025"/>
     </w:p>
     <w:p>
       <w:pPr>
@@ -6327,9 +6969,11 @@
       <w:pPr>
         <w:pStyle w:val="Heading2"/>
       </w:pPr>
+      <w:bookmarkStart w:id="9026" w:name="_DanToc9026"/>
       <w:r>
         <w:t xml:space="preserve">11.1 Construction Environmental Management Plan (CEMP)</w:t>
       </w:r>
+      <w:bookmarkEnd w:id="9026"/>
     </w:p>
     <w:p>
       <w:pPr>
@@ -6430,9 +7074,11 @@
       <w:pPr>
         <w:pStyle w:val="Heading2"/>
       </w:pPr>
+      <w:bookmarkStart w:id="9027" w:name="_DanToc9027"/>
       <w:r>
         <w:t xml:space="preserve">11.2 Water Supply Protection</w:t>
       </w:r>
+      <w:bookmarkEnd w:id="9027"/>
     </w:p>
     <w:p>
       <w:pPr>
@@ -6495,9 +7141,11 @@
       <w:pPr>
         <w:pStyle w:val="Heading2"/>
       </w:pPr>
+      <w:bookmarkStart w:id="9028" w:name="_DanToc9028"/>
       <w:r>
         <w:t xml:space="preserve">11.3 Wastewater Management</w:t>
       </w:r>
+      <w:bookmarkEnd w:id="9028"/>
     </w:p>
     <w:p>
       <w:pPr>
@@ -6598,9 +7246,11 @@
       <w:pPr>
         <w:pStyle w:val="Heading2"/>
       </w:pPr>
+      <w:bookmarkStart w:id="9029" w:name="_DanToc9029"/>
       <w:r>
         <w:t xml:space="preserve">11.4 Spill Control</w:t>
       </w:r>
+      <w:bookmarkEnd w:id="9029"/>
     </w:p>
     <w:p>
       <w:pPr>
@@ -6682,9 +7332,11 @@
       <w:pPr>
         <w:pStyle w:val="Heading2"/>
       </w:pPr>
+      <w:bookmarkStart w:id="9030" w:name="_DanToc9030"/>
       <w:r>
         <w:t xml:space="preserve">11.5 Solid Waste Management</w:t>
       </w:r>
+      <w:bookmarkEnd w:id="9030"/>
     </w:p>
     <w:p>
       <w:pPr>
@@ -7381,9 +8033,11 @@
       <w:pPr>
         <w:pStyle w:val="Heading2"/>
       </w:pPr>
+      <w:bookmarkStart w:id="9031" w:name="_DanToc9031"/>
       <w:r>
         <w:t xml:space="preserve">11.6 Air Pollution Mitigation</w:t>
       </w:r>
+      <w:bookmarkEnd w:id="9031"/>
     </w:p>
     <w:p>
       <w:pPr>
@@ -7446,9 +8100,11 @@
       <w:pPr>
         <w:pStyle w:val="Heading2"/>
       </w:pPr>
+      <w:bookmarkStart w:id="9032" w:name="_DanToc9032"/>
       <w:r>
         <w:t xml:space="preserve">11.7 Noise Control</w:t>
       </w:r>
+      <w:bookmarkEnd w:id="9032"/>
     </w:p>
     <w:p>
       <w:pPr>
@@ -7473,9 +8129,11 @@
       <w:pPr>
         <w:pStyle w:val="Heading1"/>
       </w:pPr>
+      <w:bookmarkStart w:id="9033" w:name="_DanToc9033"/>
       <w:r>
         <w:t xml:space="preserve">12. Records</w:t>
       </w:r>
+      <w:bookmarkEnd w:id="9033"/>
     </w:p>
     <w:p>
       <w:pPr>
@@ -7495,9 +8153,11 @@
       <w:pPr>
         <w:pStyle w:val="Heading1"/>
       </w:pPr>
+      <w:bookmarkStart w:id="9034" w:name="_DanToc9034"/>
       <w:r>
         <w:t xml:space="preserve">13. Related Documents</w:t>
       </w:r>
+      <w:bookmarkEnd w:id="9034"/>
     </w:p>
     <w:p>
       <w:pPr>
@@ -7636,9 +8296,11 @@
       <w:pPr>
         <w:pStyle w:val="Heading1"/>
       </w:pPr>
+      <w:bookmarkStart w:id="9035" w:name="_DanToc9035"/>
       <w:r>
         <w:t xml:space="preserve">14. Revision History</w:t>
       </w:r>
+      <w:bookmarkEnd w:id="9035"/>
     </w:p>
     <w:tbl>
       <w:tblPr>
